--- a/klagomål/A 28183-2026 FSC-klagomål.docx
+++ b/klagomål/A 28183-2026 FSC-klagomål.docx
@@ -1185,7 +1185,7 @@
     <w:r>
       <w:tab/>
       <w:tab/>
-      <w:t>2026-06-27</w:t>
+      <w:t>2026-06-28</w:t>
       <w:br/>
       <w:br/>
     </w:r>

--- a/klagomål/A 28183-2026 FSC-klagomål.docx
+++ b/klagomål/A 28183-2026 FSC-klagomål.docx
@@ -1185,7 +1185,7 @@
     <w:r>
       <w:tab/>
       <w:tab/>
-      <w:t>2026-06-28</w:t>
+      <w:t>2026-06-29</w:t>
       <w:br/>
       <w:br/>
     </w:r>

--- a/klagomål/A 28183-2026 FSC-klagomål.docx
+++ b/klagomål/A 28183-2026 FSC-klagomål.docx
@@ -1185,7 +1185,7 @@
     <w:r>
       <w:tab/>
       <w:tab/>
-      <w:t>2026-06-29</w:t>
+      <w:t>2026-06-30</w:t>
       <w:br/>
       <w:br/>
     </w:r>

--- a/klagomål/A 28183-2026 FSC-klagomål.docx
+++ b/klagomål/A 28183-2026 FSC-klagomål.docx
@@ -1185,7 +1185,7 @@
     <w:r>
       <w:tab/>
       <w:tab/>
-      <w:t>2026-06-30</w:t>
+      <w:t>2026-07-01</w:t>
       <w:br/>
       <w:br/>
     </w:r>

--- a/klagomål/A 28183-2026 FSC-klagomål.docx
+++ b/klagomål/A 28183-2026 FSC-klagomål.docx
@@ -1185,7 +1185,7 @@
     <w:r>
       <w:tab/>
       <w:tab/>
-      <w:t>2026-07-01</w:t>
+      <w:t>2026-07-02</w:t>
       <w:br/>
       <w:br/>
     </w:r>

--- a/klagomål/A 28183-2026 FSC-klagomål.docx
+++ b/klagomål/A 28183-2026 FSC-klagomål.docx
@@ -1185,7 +1185,7 @@
     <w:r>
       <w:tab/>
       <w:tab/>
-      <w:t>2026-07-13</w:t>
+      <w:t>2026-07-14</w:t>
       <w:br/>
       <w:br/>
     </w:r>

--- a/klagomål/A 28183-2026 FSC-klagomål.docx
+++ b/klagomål/A 28183-2026 FSC-klagomål.docx
@@ -1185,7 +1185,7 @@
     <w:r>
       <w:tab/>
       <w:tab/>
-      <w:t>2026-07-14</w:t>
+      <w:t>2026-07-15</w:t>
       <w:br/>
       <w:br/>
     </w:r>

--- a/klagomål/A 28183-2026 FSC-klagomål.docx
+++ b/klagomål/A 28183-2026 FSC-klagomål.docx
@@ -1185,7 +1185,7 @@
     <w:r>
       <w:tab/>
       <w:tab/>
-      <w:t>2026-07-15</w:t>
+      <w:t>2026-07-16</w:t>
       <w:br/>
       <w:br/>
     </w:r>

--- a/klagomål/A 28183-2026 FSC-klagomål.docx
+++ b/klagomål/A 28183-2026 FSC-klagomål.docx
@@ -1185,7 +1185,7 @@
     <w:r>
       <w:tab/>
       <w:tab/>
-      <w:t>2026-07-16</w:t>
+      <w:t>2026-07-17</w:t>
       <w:br/>
       <w:br/>
     </w:r>

--- a/klagomål/A 28183-2026 FSC-klagomål.docx
+++ b/klagomål/A 28183-2026 FSC-klagomål.docx
@@ -1185,7 +1185,7 @@
     <w:r>
       <w:tab/>
       <w:tab/>
-      <w:t>2026-07-17</w:t>
+      <w:t>2026-07-18</w:t>
       <w:br/>
       <w:br/>
     </w:r>

--- a/klagomål/A 28183-2026 FSC-klagomål.docx
+++ b/klagomål/A 28183-2026 FSC-klagomål.docx
@@ -1185,7 +1185,7 @@
     <w:r>
       <w:tab/>
       <w:tab/>
-      <w:t>2026-07-18</w:t>
+      <w:t>2026-07-19</w:t>
       <w:br/>
       <w:br/>
     </w:r>

--- a/klagomål/A 28183-2026 FSC-klagomål.docx
+++ b/klagomål/A 28183-2026 FSC-klagomål.docx
@@ -1185,7 +1185,7 @@
     <w:r>
       <w:tab/>
       <w:tab/>
-      <w:t>2026-07-19</w:t>
+      <w:t>2026-07-20</w:t>
       <w:br/>
       <w:br/>
     </w:r>

--- a/klagomål/A 28183-2026 FSC-klagomål.docx
+++ b/klagomål/A 28183-2026 FSC-klagomål.docx
@@ -1185,7 +1185,7 @@
     <w:r>
       <w:tab/>
       <w:tab/>
-      <w:t>2026-07-20</w:t>
+      <w:t>2026-07-21</w:t>
       <w:br/>
       <w:br/>
     </w:r>

--- a/klagomål/A 28183-2026 FSC-klagomål.docx
+++ b/klagomål/A 28183-2026 FSC-klagomål.docx
@@ -1185,7 +1185,7 @@
     <w:r>
       <w:tab/>
       <w:tab/>
-      <w:t>2026-07-21</w:t>
+      <w:t>2026-07-22</w:t>
       <w:br/>
       <w:br/>
     </w:r>

--- a/klagomål/A 28183-2026 FSC-klagomål.docx
+++ b/klagomål/A 28183-2026 FSC-klagomål.docx
@@ -1185,7 +1185,7 @@
     <w:r>
       <w:tab/>
       <w:tab/>
-      <w:t>2026-07-22</w:t>
+      <w:t>2026-07-23</w:t>
       <w:br/>
       <w:br/>
     </w:r>

--- a/klagomål/A 28183-2026 FSC-klagomål.docx
+++ b/klagomål/A 28183-2026 FSC-klagomål.docx
@@ -1185,7 +1185,7 @@
     <w:r>
       <w:tab/>
       <w:tab/>
-      <w:t>2026-07-23</w:t>
+      <w:t>2026-07-24</w:t>
       <w:br/>
       <w:br/>
     </w:r>

--- a/klagomål/A 28183-2026 FSC-klagomål.docx
+++ b/klagomål/A 28183-2026 FSC-klagomål.docx
@@ -1185,7 +1185,7 @@
     <w:r>
       <w:tab/>
       <w:tab/>
-      <w:t>2026-07-24</w:t>
+      <w:t>2026-07-25</w:t>
       <w:br/>
       <w:br/>
     </w:r>

--- a/klagomål/A 28183-2026 FSC-klagomål.docx
+++ b/klagomål/A 28183-2026 FSC-klagomål.docx
@@ -1185,7 +1185,7 @@
     <w:r>
       <w:tab/>
       <w:tab/>
-      <w:t>2026-07-25</w:t>
+      <w:t>2026-07-26</w:t>
       <w:br/>
       <w:br/>
     </w:r>

--- a/klagomål/A 28183-2026 FSC-klagomål.docx
+++ b/klagomål/A 28183-2026 FSC-klagomål.docx
@@ -1185,7 +1185,7 @@
     <w:r>
       <w:tab/>
       <w:tab/>
-      <w:t>2026-07-26</w:t>
+      <w:t>2026-07-27</w:t>
       <w:br/>
       <w:br/>
     </w:r>

--- a/klagomål/A 28183-2026 FSC-klagomål.docx
+++ b/klagomål/A 28183-2026 FSC-klagomål.docx
@@ -1185,7 +1185,7 @@
     <w:r>
       <w:tab/>
       <w:tab/>
-      <w:t>2026-07-27</w:t>
+      <w:t>2026-07-28</w:t>
       <w:br/>
       <w:br/>
     </w:r>

--- a/klagomål/A 28183-2026 FSC-klagomål.docx
+++ b/klagomål/A 28183-2026 FSC-klagomål.docx
@@ -1185,7 +1185,7 @@
     <w:r>
       <w:tab/>
       <w:tab/>
-      <w:t>2026-07-28</w:t>
+      <w:t>2026-07-29</w:t>
       <w:br/>
       <w:br/>
     </w:r>

--- a/klagomål/A 28183-2026 FSC-klagomål.docx
+++ b/klagomål/A 28183-2026 FSC-klagomål.docx
@@ -1185,7 +1185,7 @@
     <w:r>
       <w:tab/>
       <w:tab/>
-      <w:t>2026-07-29</w:t>
+      <w:t>2026-07-30</w:t>
       <w:br/>
       <w:br/>
     </w:r>

--- a/klagomål/A 28183-2026 FSC-klagomål.docx
+++ b/klagomål/A 28183-2026 FSC-klagomål.docx
@@ -1185,7 +1185,7 @@
     <w:r>
       <w:tab/>
       <w:tab/>
-      <w:t>2026-07-30</w:t>
+      <w:t>2026-07-31</w:t>
       <w:br/>
       <w:br/>
     </w:r>

--- a/klagomål/A 28183-2026 FSC-klagomål.docx
+++ b/klagomål/A 28183-2026 FSC-klagomål.docx
@@ -1185,7 +1185,7 @@
     <w:r>
       <w:tab/>
       <w:tab/>
-      <w:t>2026-07-31</w:t>
+      <w:t>2026-08-01</w:t>
       <w:br/>
       <w:br/>
     </w:r>

--- a/klagomål/A 28183-2026 FSC-klagomål.docx
+++ b/klagomål/A 28183-2026 FSC-klagomål.docx
@@ -1185,7 +1185,7 @@
     <w:r>
       <w:tab/>
       <w:tab/>
-      <w:t>2026-08-01</w:t>
+      <w:t>2026-08-02</w:t>
       <w:br/>
       <w:br/>
     </w:r>

--- a/klagomål/A 28183-2026 FSC-klagomål.docx
+++ b/klagomål/A 28183-2026 FSC-klagomål.docx
@@ -1185,7 +1185,7 @@
     <w:r>
       <w:tab/>
       <w:tab/>
-      <w:t>2026-08-02</w:t>
+      <w:t>2026-08-03</w:t>
       <w:br/>
       <w:br/>
     </w:r>

--- a/klagomål/A 28183-2026 FSC-klagomål.docx
+++ b/klagomål/A 28183-2026 FSC-klagomål.docx
@@ -1185,7 +1185,7 @@
     <w:r>
       <w:tab/>
       <w:tab/>
-      <w:t>2026-08-03</w:t>
+      <w:t>2026-08-04</w:t>
       <w:br/>
       <w:br/>
     </w:r>

--- a/klagomål/A 28183-2026 FSC-klagomål.docx
+++ b/klagomål/A 28183-2026 FSC-klagomål.docx
@@ -1185,7 +1185,7 @@
     <w:r>
       <w:tab/>
       <w:tab/>
-      <w:t>2026-08-04</w:t>
+      <w:t>2026-08-05</w:t>
       <w:br/>
       <w:br/>
     </w:r>

--- a/klagomål/A 28183-2026 FSC-klagomål.docx
+++ b/klagomål/A 28183-2026 FSC-klagomål.docx
@@ -1185,7 +1185,7 @@
     <w:r>
       <w:tab/>
       <w:tab/>
-      <w:t>2026-08-05</w:t>
+      <w:t>2026-08-07</w:t>
       <w:br/>
       <w:br/>
     </w:r>

--- a/klagomål/A 28183-2026 FSC-klagomål.docx
+++ b/klagomål/A 28183-2026 FSC-klagomål.docx
@@ -1185,7 +1185,7 @@
     <w:r>
       <w:tab/>
       <w:tab/>
-      <w:t>2026-08-07</w:t>
+      <w:t>2026-08-08</w:t>
       <w:br/>
       <w:br/>
     </w:r>

--- a/klagomål/A 28183-2026 FSC-klagomål.docx
+++ b/klagomål/A 28183-2026 FSC-klagomål.docx
@@ -178,7 +178,7 @@
       <w:r>
         <w:drawing>
           <wp:inline xmlns:a="http://schemas.openxmlformats.org/drawingml/2006/main" xmlns:pic="http://schemas.openxmlformats.org/drawingml/2006/picture">
-            <wp:extent cx="5486400" cy="5273354"/>
+            <wp:extent cx="5486400" cy="5164003"/>
             <wp:docPr id="1" name="Picture 1"/>
             <wp:cNvGraphicFramePr>
               <a:graphicFrameLocks noChangeAspect="1"/>
@@ -199,7 +199,7 @@
                   <pic:spPr>
                     <a:xfrm>
                       <a:off x="0" y="0"/>
-                      <a:ext cx="5486400" cy="5273354"/>
+                      <a:ext cx="5486400" cy="5164003"/>
                     </a:xfrm>
                     <a:prstGeom prst="rect"/>
                   </pic:spPr>
@@ -216,12 +216,12 @@
         <w:spacing w:after="240"/>
       </w:pPr>
       <w:r>
-        <w:t>Figur 1. Fyndplatser för naturvårdsarter i avverkningsanmälan. Markörer utan svart kant är placerade på fyndplatsen. Markörer med svart kant är placerade vid sidan av fyndplatsen har ett svart streck som visar fyndplatsens exakta position. Kartans mittpunktskoordinat är N 7353690, E 801163 i SWEREF 99 TM.</w:t>
+        <w:t>Figur 1. Fyndplatser för naturvårdsarter i avverkningsanmälan. Markörer utan svart kant är placerade på fyndplatsen. Markörer med svart kant är placerade vid sidan av fyndplatsen och har ett svart streck som visar fyndplatsens exakta position. Kartans mittpunktskoordinat är N 7353690, E 801163 i SWEREF 99 TM.</w:t>
       </w:r>
     </w:p>
     <w:p>
       <w:r>
-        <w:t>I avverkningsanmälan finns fynd av 4 naturvårdsarter, varav 2 är rödlistade, 2 är fridlysta, 3 är typiska (T) och 1 är signalart (S): knärot (VU, T, §8), lunglav (NT, T), grönpyrola (S, T) och fläcknycklar (§8). Se Figur 1.</w:t>
+        <w:t>I avverkningsanmälan finns fynd av 6 naturvårdsarter, varav 4 är rödlistade, 2 är fridlysta, 5 är typiska (T) och 1 är signalart (S): knärot (VU, T, §8), blå taggsvamp (NT, T), lunglav (NT, T), orange taggsvamp (NT, T), grönpyrola (S, T) och fläcknycklar (§8). Se Figur 1.</w:t>
       </w:r>
     </w:p>
     <w:p>
@@ -352,6 +352,26 @@
         <w:rPr>
           <w:b/>
         </w:rPr>
+        <w:t xml:space="preserve">Blå taggsvamp (NT) </w:t>
+      </w:r>
+      <w:r>
+        <w:t xml:space="preserve">är en karaktärsart i såväl örtrika kalkbarrskogar som i torra sandtallskogar där det föreligger gammal skog med långvarig trädkontinuitet. Är sällsynt och mycket kravfull i södra och mellersta Sverige. Den hotas främst av skogsavverkning och tycks försvinna efter slutavverkning, markberedning och plantering. I kalkgranskogar verkar arten vara mycket känslig. Granskogar med arten bör formellt skydddas. Blå taggsvamp (NT) är typisk art för </w:t>
+      </w:r>
+      <w:r>
+        <w:rPr>
+          <w:i/>
+        </w:rPr>
+        <w:t>9010 Taiga</w:t>
+      </w:r>
+      <w:r>
+        <w:t xml:space="preserve"> (SLU Artdatabanken, 2024; Nitare &amp; Skogsstyrelsen, 2019).</w:t>
+      </w:r>
+    </w:p>
+    <w:p>
+      <w:r>
+        <w:rPr>
+          <w:b/>
+        </w:rPr>
         <w:t>Lunglav (NT)</w:t>
       </w:r>
       <w:r>
@@ -401,6 +421,26 @@
       </w:r>
       <w:r>
         <w:t xml:space="preserve"> (SLU Artdatabanken, 2026; Nitare &amp; Skogsstyrelsen, 2019).</w:t>
+      </w:r>
+    </w:p>
+    <w:p>
+      <w:r>
+        <w:rPr>
+          <w:b/>
+        </w:rPr>
+        <w:t xml:space="preserve">Orange taggsvamp (NT) </w:t>
+      </w:r>
+      <w:r>
+        <w:t xml:space="preserve">bildar mykorrhiza med både gran och tall och den förekommer främst i äldre barrskogar med kontinuitetsskogskaraktär. Mest frekvent är den i äldre mossrik granskog, men då bara i skogar inom granens naturliga utbredningsområde och i bestånd med långvarig grankontinuitet. Den totala populationen i landet bedöms ha minskat kraftigt och fortsatt kommer att minska då arten är knuten till en produktiv skogsmiljö som successivt avverkas. Arten hotas främst av skogsavverkning och tycks försvinna efter slutavverkning, markberedning och plantering och det är inte känt att arten har återkommit i anlagd skog på tidigare kalmark. Orange taggsvamp är typisk art för </w:t>
+      </w:r>
+      <w:r>
+        <w:rPr>
+          <w:i/>
+        </w:rPr>
+        <w:t>9010 Taiga</w:t>
+      </w:r>
+      <w:r>
+        <w:t xml:space="preserve"> (SLU Artdatabanken, 2024).</w:t>
       </w:r>
     </w:p>
     <w:p>
@@ -522,7 +562,7 @@
         <w:rPr>
           <w:i/>
         </w:rPr>
-        <w:t>I det avverkningsanmälda skogsområdet har 4 naturvårdsarter varav 2 rödlistade arter sina livsmiljöer och växtplatser.</w:t>
+        <w:t>I det avverkningsanmälda skogsområdet har 6 naturvårdsarter varav 4 rödlistade arter sina livsmiljöer och växtplatser.</w:t>
       </w:r>
     </w:p>
     <w:p>
@@ -1185,7 +1225,7 @@
     <w:r>
       <w:tab/>
       <w:tab/>
-      <w:t>2026-08-14</w:t>
+      <w:t>2026-08-15</w:t>
       <w:br/>
       <w:br/>
     </w:r>

--- a/klagomål/A 28183-2026 FSC-klagomål.docx
+++ b/klagomål/A 28183-2026 FSC-klagomål.docx
@@ -1225,7 +1225,7 @@
     <w:r>
       <w:tab/>
       <w:tab/>
-      <w:t>2026-08-15</w:t>
+      <w:t>2026-08-16</w:t>
       <w:br/>
       <w:br/>
     </w:r>

--- a/klagomål/A 28183-2026 FSC-klagomål.docx
+++ b/klagomål/A 28183-2026 FSC-klagomål.docx
@@ -1225,7 +1225,7 @@
     <w:r>
       <w:tab/>
       <w:tab/>
-      <w:t>2026-08-16</w:t>
+      <w:t>2026-08-17</w:t>
       <w:br/>
       <w:br/>
     </w:r>

--- a/klagomål/A 28183-2026 FSC-klagomål.docx
+++ b/klagomål/A 28183-2026 FSC-klagomål.docx
@@ -1225,7 +1225,7 @@
     <w:r>
       <w:tab/>
       <w:tab/>
-      <w:t>2026-08-17</w:t>
+      <w:t>2026-08-18</w:t>
       <w:br/>
       <w:br/>
     </w:r>

--- a/klagomål/A 28183-2026 FSC-klagomål.docx
+++ b/klagomål/A 28183-2026 FSC-klagomål.docx
@@ -1225,7 +1225,7 @@
     <w:r>
       <w:tab/>
       <w:tab/>
-      <w:t>2026-08-18</w:t>
+      <w:t>2026-08-19</w:t>
       <w:br/>
       <w:br/>
     </w:r>

--- a/klagomål/A 28183-2026 FSC-klagomål.docx
+++ b/klagomål/A 28183-2026 FSC-klagomål.docx
@@ -1225,7 +1225,7 @@
     <w:r>
       <w:tab/>
       <w:tab/>
-      <w:t>2026-08-19</w:t>
+      <w:t>2026-08-20</w:t>
       <w:br/>
       <w:br/>
     </w:r>

--- a/klagomål/A 28183-2026 FSC-klagomål.docx
+++ b/klagomål/A 28183-2026 FSC-klagomål.docx
@@ -1225,7 +1225,7 @@
     <w:r>
       <w:tab/>
       <w:tab/>
-      <w:t>2026-08-20</w:t>
+      <w:t>2026-08-21</w:t>
       <w:br/>
       <w:br/>
     </w:r>

--- a/klagomål/A 28183-2026 FSC-klagomål.docx
+++ b/klagomål/A 28183-2026 FSC-klagomål.docx
@@ -1225,7 +1225,7 @@
     <w:r>
       <w:tab/>
       <w:tab/>
-      <w:t>2026-08-21</w:t>
+      <w:t>2026-08-22</w:t>
       <w:br/>
       <w:br/>
     </w:r>

--- a/klagomål/A 28183-2026 FSC-klagomål.docx
+++ b/klagomål/A 28183-2026 FSC-klagomål.docx
@@ -1225,7 +1225,7 @@
     <w:r>
       <w:tab/>
       <w:tab/>
-      <w:t>2026-08-22</w:t>
+      <w:t>2026-08-23</w:t>
       <w:br/>
       <w:br/>
     </w:r>

--- a/klagomål/A 28183-2026 FSC-klagomål.docx
+++ b/klagomål/A 28183-2026 FSC-klagomål.docx
@@ -1225,7 +1225,7 @@
     <w:r>
       <w:tab/>
       <w:tab/>
-      <w:t>2026-08-23</w:t>
+      <w:t>2026-08-24</w:t>
       <w:br/>
       <w:br/>
     </w:r>

--- a/klagomål/A 28183-2026 FSC-klagomål.docx
+++ b/klagomål/A 28183-2026 FSC-klagomål.docx
@@ -1225,7 +1225,7 @@
     <w:r>
       <w:tab/>
       <w:tab/>
-      <w:t>2026-08-24</w:t>
+      <w:t>2026-08-25</w:t>
       <w:br/>
       <w:br/>
     </w:r>

--- a/klagomål/A 28183-2026 FSC-klagomål.docx
+++ b/klagomål/A 28183-2026 FSC-klagomål.docx
@@ -1225,7 +1225,7 @@
     <w:r>
       <w:tab/>
       <w:tab/>
-      <w:t>2026-08-25</w:t>
+      <w:t>2026-08-26</w:t>
       <w:br/>
       <w:br/>
     </w:r>

--- a/klagomål/A 28183-2026 FSC-klagomål.docx
+++ b/klagomål/A 28183-2026 FSC-klagomål.docx
@@ -1225,7 +1225,7 @@
     <w:r>
       <w:tab/>
       <w:tab/>
-      <w:t>2026-08-26</w:t>
+      <w:t>2026-08-27</w:t>
       <w:br/>
       <w:br/>
     </w:r>

--- a/klagomål/A 28183-2026 FSC-klagomål.docx
+++ b/klagomål/A 28183-2026 FSC-klagomål.docx
@@ -1225,7 +1225,7 @@
     <w:r>
       <w:tab/>
       <w:tab/>
-      <w:t>2026-08-27</w:t>
+      <w:t>2026-08-28</w:t>
       <w:br/>
       <w:br/>
     </w:r>

--- a/klagomål/A 28183-2026 FSC-klagomål.docx
+++ b/klagomål/A 28183-2026 FSC-klagomål.docx
@@ -1225,7 +1225,7 @@
     <w:r>
       <w:tab/>
       <w:tab/>
-      <w:t>2026-08-28</w:t>
+      <w:t>2026-08-29</w:t>
       <w:br/>
       <w:br/>
     </w:r>

--- a/klagomål/A 28183-2026 FSC-klagomål.docx
+++ b/klagomål/A 28183-2026 FSC-klagomål.docx
@@ -1225,7 +1225,7 @@
     <w:r>
       <w:tab/>
       <w:tab/>
-      <w:t>2026-08-29</w:t>
+      <w:t>2026-08-31</w:t>
       <w:br/>
       <w:br/>
     </w:r>

--- a/klagomål/A 28183-2026 FSC-klagomål.docx
+++ b/klagomål/A 28183-2026 FSC-klagomål.docx
@@ -1225,7 +1225,7 @@
     <w:r>
       <w:tab/>
       <w:tab/>
-      <w:t>2026-08-31</w:t>
+      <w:t>2026-09-01</w:t>
       <w:br/>
       <w:br/>
     </w:r>

--- a/klagomål/A 28183-2026 FSC-klagomål.docx
+++ b/klagomål/A 28183-2026 FSC-klagomål.docx
@@ -1225,7 +1225,7 @@
     <w:r>
       <w:tab/>
       <w:tab/>
-      <w:t>2026-09-01</w:t>
+      <w:t>2026-09-02</w:t>
       <w:br/>
       <w:br/>
     </w:r>

--- a/klagomål/A 28183-2026 FSC-klagomål.docx
+++ b/klagomål/A 28183-2026 FSC-klagomål.docx
@@ -1225,7 +1225,7 @@
     <w:r>
       <w:tab/>
       <w:tab/>
-      <w:t>2026-09-02</w:t>
+      <w:t>2026-09-03</w:t>
       <w:br/>
       <w:br/>
     </w:r>

--- a/klagomål/A 28183-2026 FSC-klagomål.docx
+++ b/klagomål/A 28183-2026 FSC-klagomål.docx
@@ -1225,7 +1225,7 @@
     <w:r>
       <w:tab/>
       <w:tab/>
-      <w:t>2026-09-03</w:t>
+      <w:t>2026-09-04</w:t>
       <w:br/>
       <w:br/>
     </w:r>

--- a/klagomål/A 28183-2026 FSC-klagomål.docx
+++ b/klagomål/A 28183-2026 FSC-klagomål.docx
@@ -1225,7 +1225,7 @@
     <w:r>
       <w:tab/>
       <w:tab/>
-      <w:t>2026-09-04</w:t>
+      <w:t>2026-09-05</w:t>
       <w:br/>
       <w:br/>
     </w:r>

--- a/klagomål/A 28183-2026 FSC-klagomål.docx
+++ b/klagomål/A 28183-2026 FSC-klagomål.docx
@@ -1225,7 +1225,7 @@
     <w:r>
       <w:tab/>
       <w:tab/>
-      <w:t>2026-09-05</w:t>
+      <w:t>2026-09-06</w:t>
       <w:br/>
       <w:br/>
     </w:r>

--- a/klagomål/A 28183-2026 FSC-klagomål.docx
+++ b/klagomål/A 28183-2026 FSC-klagomål.docx
@@ -1225,7 +1225,7 @@
     <w:r>
       <w:tab/>
       <w:tab/>
-      <w:t>2026-09-06</w:t>
+      <w:t>2026-09-07</w:t>
       <w:br/>
       <w:br/>
     </w:r>

--- a/klagomål/A 28183-2026 FSC-klagomål.docx
+++ b/klagomål/A 28183-2026 FSC-klagomål.docx
@@ -1225,7 +1225,7 @@
     <w:r>
       <w:tab/>
       <w:tab/>
-      <w:t>2026-09-07</w:t>
+      <w:t>2026-09-08</w:t>
       <w:br/>
       <w:br/>
     </w:r>

--- a/klagomål/A 28183-2026 FSC-klagomål.docx
+++ b/klagomål/A 28183-2026 FSC-klagomål.docx
@@ -1225,7 +1225,7 @@
     <w:r>
       <w:tab/>
       <w:tab/>
-      <w:t>2026-09-08</w:t>
+      <w:t>2026-09-09</w:t>
       <w:br/>
       <w:br/>
     </w:r>

--- a/klagomål/A 28183-2026 FSC-klagomål.docx
+++ b/klagomål/A 28183-2026 FSC-klagomål.docx
@@ -1225,7 +1225,7 @@
     <w:r>
       <w:tab/>
       <w:tab/>
-      <w:t>2026-09-09</w:t>
+      <w:t>2026-09-10</w:t>
       <w:br/>
       <w:br/>
     </w:r>

--- a/klagomål/A 28183-2026 FSC-klagomål.docx
+++ b/klagomål/A 28183-2026 FSC-klagomål.docx
@@ -1225,7 +1225,7 @@
     <w:r>
       <w:tab/>
       <w:tab/>
-      <w:t>2026-09-10</w:t>
+      <w:t>2026-09-11</w:t>
       <w:br/>
       <w:br/>
     </w:r>

--- a/klagomål/A 28183-2026 FSC-klagomål.docx
+++ b/klagomål/A 28183-2026 FSC-klagomål.docx
@@ -1225,7 +1225,7 @@
     <w:r>
       <w:tab/>
       <w:tab/>
-      <w:t>2026-09-11</w:t>
+      <w:t>2026-09-12</w:t>
       <w:br/>
       <w:br/>
     </w:r>
